--- a/МатМодиИИ/ФОС/ОС_Б1.О.01.01_История_России.docx
+++ b/МатМодиИИ/ФОС/ОС_Б1.О.01.01_История_России.docx
@@ -380,29 +380,29 @@
         <w:rPr>
           <w:kern w:val="2"/>
         </w:rPr>
-        <w:t>«</w:t>
-      </w:r>
-      <w:r>
-        <w:rPr>
-          <w:kern w:val="2"/>
-          <w:sz w:val="28"/>
-          <w:szCs w:val="28"/>
-        </w:rPr>
-        <w:t xml:space="preserve">ИСТОРИЯ </w:t>
-      </w:r>
-      <w:r>
-        <w:rPr>
-          <w:kern w:val="2"/>
-          <w:sz w:val="28"/>
-          <w:szCs w:val="28"/>
-        </w:rPr>
-        <w:t>РОССИИ</w:t>
-      </w:r>
-      <w:r>
-        <w:rPr>
-          <w:kern w:val="2"/>
-        </w:rPr>
-        <w:t>»</w:t>
+        <w:t>«История России»</w:t>
+      </w:r>
+      <w:r>
+        <w:rPr>
+          <w:kern w:val="2"/>
+          <w:sz w:val="28"/>
+          <w:szCs w:val="28"/>
+        </w:rPr>
+        <w:t xml:space="preserve"/>
+      </w:r>
+      <w:r>
+        <w:rPr>
+          <w:kern w:val="2"/>
+          <w:sz w:val="28"/>
+          <w:szCs w:val="28"/>
+        </w:rPr>
+        <w:t/>
+      </w:r>
+      <w:r>
+        <w:rPr>
+          <w:kern w:val="2"/>
+        </w:rPr>
+        <w:t/>
       </w:r>
     </w:p>
     <w:p>
